--- a/machines/machine-redaction/templates/contrat-sous-traitance.docx
+++ b/machines/machine-redaction/templates/contrat-sous-traitance.docx
@@ -904,7 +904,7 @@
           <w:color w:val="212121"/>
           <w:shd w:val="clear" w:color="auto" w:fill="FFF1CC"/>
         </w:rPr>
-        <w:t>réaliser la mission suivante : {{ mission_description }}</w:t>
+        <w:t>réaliser la mission suivante : {{ mission_description }}</w:t>
       </w:r>
       <w:r>
         <w:rPr>
@@ -1031,7 +1031,7 @@
           <w:i/>
           <w:color w:val="212121"/>
         </w:rPr>
-        <w:t> dans</w:t>
+        <w:t>dans</w:t>
       </w:r>
       <w:r>
         <w:rPr>
@@ -1763,7 +1763,7 @@
         <w:t xml:space="preserve"> </w:t>
       </w:r>
       <w:r>
-        <w:t> dans</w:t>
+        <w:t>dans</w:t>
       </w:r>
       <w:r>
         <w:rPr>
@@ -2680,7 +2680,7 @@
         <w:rPr>
           <w:color w:val="212121"/>
         </w:rPr>
-        <w:t> dans</w:t>
+        <w:t>dans</w:t>
       </w:r>
       <w:r>
         <w:rPr>
@@ -3147,7 +3147,7 @@
         <w:rPr>
           <w:color w:val="212121"/>
         </w:rPr>
-        <w:t>à limiter la divulgation des informations aux seules personnes en charge de l’exécution des prestations ; à recueillir de ceux-ci leur engagement de secret.</w:t>
+        <w:t>à limiter la divulgation des informations aux seules personnes en charge de l’exécution des prestations ; à recueillir de ceux-ci leur engagement de secret.</w:t>
       </w:r>
     </w:p>
     <w:p>
@@ -4734,7 +4734,7 @@
         <w:spacing w:before="166"/>
       </w:pPr>
       <w:r>
-        <w:t xml:space="preserve">  </w:t>
+        <w:t xml:space="preserve"> </w:t>
       </w:r>
       <w:r>
         <w:t>{{ payment_terms_text }}</w:t>
@@ -6030,7 +6030,7 @@
         <w:rPr>
           <w:color w:val="212121"/>
         </w:rPr>
-        <w:t> dans</w:t>
+        <w:t>dans</w:t>
       </w:r>
       <w:r>
         <w:rPr>
@@ -6473,7 +6473,7 @@
         <w:rPr>
           <w:color w:val="212121"/>
         </w:rPr>
-        <w:t> dans</w:t>
+        <w:t>dans</w:t>
       </w:r>
       <w:r>
         <w:rPr>
@@ -8380,7 +8380,7 @@
         <w:rPr>
           <w:color w:val="212121"/>
         </w:rPr>
-        <w:t> dans</w:t>
+        <w:t>dans</w:t>
       </w:r>
       <w:r>
         <w:rPr>

--- a/machines/machine-redaction/templates/contrat-sous-traitance.docx
+++ b/machines/machine-redaction/templates/contrat-sous-traitance.docx
@@ -21,8 +21,8 @@
           <w:b/>
           <w:caps/>
           <w:color w:val="0D8A52"/>
-          <w:sz w:val="22"/>
-          <w:szCs w:val="22"/>
+          <w:sz w:val="20"/>
+          <w:szCs w:val="20"/>
         </w:rPr>
         <w:t xml:space="preserve">DOCUMENT CONTRACTUEL</w:t>
       </w:r>
@@ -97,8 +97,8 @@
       <w:r>
         <w:rPr>
           <w:color w:val="666666"/>
-          <w:sz w:val="22"/>
-          <w:szCs w:val="22"/>
+          <w:sz w:val="20"/>
+          <w:szCs w:val="20"/>
         </w:rPr>
         <w:t xml:space="preserve">Mission {{ mission_description }}</w:t>
       </w:r>
@@ -135,8 +135,8 @@
               <w:rPr>
                 <w:b/>
                 <w:color w:val="1F5FAF"/>
-                <w:sz w:val="21"/>
-                <w:szCs w:val="21"/>
+                <w:sz w:val="20"/>
+                <w:szCs w:val="20"/>
               </w:rPr>
               <w:t xml:space="preserve">Sous-traitant</w:t>
             </w:r>
@@ -153,8 +153,8 @@
             </w:pPr>
             <w:r>
               <w:rPr>
-                <w:sz w:val="21"/>
-                <w:szCs w:val="21"/>
+                <w:sz w:val="20"/>
+                <w:szCs w:val="20"/>
               </w:rPr>
               <w:t xml:space="preserve">{{ subcontractor_name }}</w:t>
             </w:r>
@@ -175,8 +175,8 @@
               <w:rPr>
                 <w:b/>
                 <w:color w:val="1F5FAF"/>
-                <w:sz w:val="21"/>
-                <w:szCs w:val="21"/>
+                <w:sz w:val="20"/>
+                <w:szCs w:val="20"/>
               </w:rPr>
               <w:t xml:space="preserve">Durée</w:t>
             </w:r>
@@ -193,8 +193,8 @@
             </w:pPr>
             <w:r>
               <w:rPr>
-                <w:sz w:val="21"/>
-                <w:szCs w:val="21"/>
+                <w:sz w:val="20"/>
+                <w:szCs w:val="20"/>
               </w:rPr>
               <w:t xml:space="preserve">{{ duration_text }}</w:t>
             </w:r>
@@ -215,8 +215,8 @@
               <w:rPr>
                 <w:b/>
                 <w:color w:val="1F5FAF"/>
-                <w:sz w:val="21"/>
-                <w:szCs w:val="21"/>
+                <w:sz w:val="20"/>
+                <w:szCs w:val="20"/>
               </w:rPr>
               <w:t xml:space="preserve">Tarif journalier</w:t>
             </w:r>
@@ -233,8 +233,8 @@
             </w:pPr>
             <w:r>
               <w:rPr>
-                <w:sz w:val="21"/>
-                <w:szCs w:val="21"/>
+                <w:sz w:val="20"/>
+                <w:szCs w:val="20"/>
               </w:rPr>
               <w:t xml:space="preserve">{{ daily_rate }} {{ currency }}</w:t>
             </w:r>
@@ -255,8 +255,8 @@
               <w:rPr>
                 <w:b/>
                 <w:color w:val="1F5FAF"/>
-                <w:sz w:val="21"/>
-                <w:szCs w:val="21"/>
+                <w:sz w:val="20"/>
+                <w:szCs w:val="20"/>
               </w:rPr>
               <w:t xml:space="preserve">Date de signature</w:t>
             </w:r>
@@ -273,8 +273,8 @@
             </w:pPr>
             <w:r>
               <w:rPr>
-                <w:sz w:val="21"/>
-                <w:szCs w:val="21"/>
+                <w:sz w:val="20"/>
+                <w:szCs w:val="20"/>
               </w:rPr>
               <w:t xml:space="preserve">{{ signing_date }}</w:t>
             </w:r>
@@ -295,8 +295,8 @@
               <w:rPr>
                 <w:b/>
                 <w:color w:val="1F5FAF"/>
-                <w:sz w:val="21"/>
-                <w:szCs w:val="21"/>
+                <w:sz w:val="20"/>
+                <w:szCs w:val="20"/>
               </w:rPr>
               <w:t xml:space="preserve">Statut</w:t>
             </w:r>
@@ -313,8 +313,8 @@
             </w:pPr>
             <w:r>
               <w:rPr>
-                <w:sz w:val="21"/>
-                <w:szCs w:val="21"/>
+                <w:sz w:val="20"/>
+                <w:szCs w:val="20"/>
               </w:rPr>
               <w:t xml:space="preserve">Confidentiel</w:t>
             </w:r>
@@ -397,7 +397,7 @@
     </w:p>
     <w:p xmlns:w="http://schemas.openxmlformats.org/wordprocessingml/2006/main" xmlns:r="http://schemas.openxmlformats.org/officeDocument/2006/relationships">
       <w:pPr>
-        <w:jc w:val="left"/>
+        <w:jc w:val="both"/>
         <w:spacing w:before="0" w:after="120"/>
       </w:pPr>
       <w:r>
@@ -421,7 +421,7 @@
     </w:p>
     <w:p xmlns:w="http://schemas.openxmlformats.org/wordprocessingml/2006/main" xmlns:r="http://schemas.openxmlformats.org/officeDocument/2006/relationships">
       <w:pPr>
-        <w:jc w:val="left"/>
+        <w:jc w:val="both"/>
         <w:spacing w:before="0" w:after="120"/>
       </w:pPr>
       <w:r>
@@ -493,6 +493,7 @@
         <w:pStyle w:val="Corpsdetexte"/>
         <w:spacing w:before="226" w:line="266" w:lineRule="auto"/>
         <w:ind w:left="133"/>
+        <w:jc w:val="both"/>
       </w:pPr>
       <w:r>
         <w:rPr>
@@ -699,6 +700,7 @@
         <w:pStyle w:val="Corpsdetexte"/>
         <w:spacing w:before="141" w:line="276" w:lineRule="auto"/>
         <w:ind w:left="133" w:right="138"/>
+        <w:jc w:val="both"/>
       </w:pPr>
       <w:r>
         <w:rPr>
@@ -918,6 +920,7 @@
       <w:pPr>
         <w:spacing w:before="129" w:line="276" w:lineRule="auto"/>
         <w:ind w:left="133"/>
+        <w:jc w:val="both"/>
         <w:rPr>
           <w:b/>
           <w:i/>
@@ -1707,6 +1710,7 @@
         <w:pStyle w:val="Corpsdetexte"/>
         <w:spacing w:before="235" w:line="266" w:lineRule="auto"/>
         <w:ind w:left="133"/>
+        <w:jc w:val="both"/>
       </w:pPr>
       <w:r>
         <w:t>Il est rappelé que le sous-traitant est tenu à une obligation de moyens. Il doit donc exécuter sa mission</w:t>
@@ -1855,6 +1859,7 @@
         <w:pStyle w:val="Corpsdetexte"/>
         <w:spacing w:before="242" w:line="266" w:lineRule="auto"/>
         <w:ind w:left="133"/>
+        <w:jc w:val="both"/>
       </w:pPr>
       <w:r>
         <w:t>Il s'engage à se conformer au règlement intérieur et aux consignes</w:t>
@@ -1955,51 +1960,51 @@
         <w:ind w:left="133"/>
         <w:jc w:val="both"/>
         <w:rPr>
-          <w:rFonts w:ascii="Arial"/>
-        </w:rPr>
-      </w:pPr>
-      <w:r>
-        <w:rPr>
-          <w:rFonts w:ascii="Arial"/>
+          <w:rFonts w:ascii="Candara"/>
+        </w:rPr>
+      </w:pPr>
+      <w:r>
+        <w:rPr>
+          <w:rFonts w:ascii="Candara"/>
         </w:rPr>
         <w:t>Page</w:t>
       </w:r>
       <w:r>
         <w:rPr>
-          <w:rFonts w:ascii="Arial"/>
-          <w:spacing w:val="-3"/>
-        </w:rPr>
-        <w:t xml:space="preserve"> </w:t>
-      </w:r>
-      <w:r>
-        <w:rPr>
-          <w:rFonts w:ascii="Arial"/>
+          <w:rFonts w:ascii="Candara"/>
+          <w:spacing w:val="-3"/>
+        </w:rPr>
+        <w:t xml:space="preserve"> </w:t>
+      </w:r>
+      <w:r>
+        <w:rPr>
+          <w:rFonts w:ascii="Candara"/>
         </w:rPr>
         <w:t>1</w:t>
       </w:r>
       <w:r>
         <w:rPr>
-          <w:rFonts w:ascii="Arial"/>
-          <w:spacing w:val="-3"/>
-        </w:rPr>
-        <w:t xml:space="preserve"> </w:t>
-      </w:r>
-      <w:r>
-        <w:rPr>
-          <w:rFonts w:ascii="Arial"/>
+          <w:rFonts w:ascii="Candara"/>
+          <w:spacing w:val="-3"/>
+        </w:rPr>
+        <w:t xml:space="preserve"> </w:t>
+      </w:r>
+      <w:r>
+        <w:rPr>
+          <w:rFonts w:ascii="Candara"/>
         </w:rPr>
         <w:t>sur</w:t>
       </w:r>
       <w:r>
         <w:rPr>
-          <w:rFonts w:ascii="Arial"/>
+          <w:rFonts w:ascii="Candara"/>
           <w:spacing w:val="-2"/>
         </w:rPr>
         <w:t xml:space="preserve"> </w:t>
       </w:r>
       <w:r>
         <w:rPr>
-          <w:rFonts w:ascii="Arial"/>
+          <w:rFonts w:ascii="Candara"/>
           <w:spacing w:val="-10"/>
         </w:rPr>
         <w:t>5</w:t>
@@ -2010,7 +2015,7 @@
         <w:pStyle w:val="Corpsdetexte"/>
         <w:jc w:val="both"/>
         <w:rPr>
-          <w:rFonts w:ascii="Arial"/>
+          <w:rFonts w:ascii="Candara"/>
         </w:rPr>
         <w:sectPr>
           <w:headerReference w:type="default" r:id="rId7"/>
@@ -2028,6 +2033,7 @@
         <w:pStyle w:val="Corpsdetexte"/>
         <w:spacing w:before="31" w:line="266" w:lineRule="auto"/>
         <w:ind w:left="133" w:right="138"/>
+        <w:jc w:val="both"/>
       </w:pPr>
       <w:r>
         <w:rPr>
@@ -2210,6 +2216,7 @@
         <w:pStyle w:val="Corpsdetexte"/>
         <w:spacing w:line="266" w:lineRule="auto"/>
         <w:ind w:left="133"/>
+        <w:jc w:val="both"/>
       </w:pPr>
       <w:r>
         <w:rPr>
@@ -2455,6 +2462,7 @@
         <w:pStyle w:val="Corpsdetexte"/>
         <w:spacing w:before="226" w:line="266" w:lineRule="auto"/>
         <w:ind w:left="133"/>
+        <w:jc w:val="both"/>
       </w:pPr>
       <w:r>
         <w:rPr>
@@ -2636,6 +2644,7 @@
         <w:pStyle w:val="Corpsdetexte"/>
         <w:spacing w:line="266" w:lineRule="auto"/>
         <w:ind w:left="133" w:right="138"/>
+        <w:jc w:val="both"/>
       </w:pPr>
       <w:r>
         <w:rPr>
@@ -2876,6 +2885,7 @@
         <w:pStyle w:val="Corpsdetexte"/>
         <w:spacing w:before="1" w:line="266" w:lineRule="auto"/>
         <w:ind w:left="133" w:right="138"/>
+        <w:jc w:val="both"/>
       </w:pPr>
       <w:r>
         <w:rPr>
@@ -3161,6 +3171,7 @@
         <w:pStyle w:val="Corpsdetexte"/>
         <w:spacing w:before="1" w:line="266" w:lineRule="auto"/>
         <w:ind w:left="133"/>
+        <w:jc w:val="both"/>
       </w:pPr>
       <w:r>
         <w:rPr>
@@ -3419,6 +3430,7 @@
         <w:pStyle w:val="Corpsdetexte"/>
         <w:spacing w:before="225" w:line="266" w:lineRule="auto"/>
         <w:ind w:left="133" w:right="138"/>
+        <w:jc w:val="both"/>
       </w:pPr>
       <w:r>
         <w:rPr>
@@ -3620,6 +3632,7 @@
         <w:pStyle w:val="Corpsdetexte"/>
         <w:spacing w:line="266" w:lineRule="auto"/>
         <w:ind w:left="133"/>
+        <w:jc w:val="both"/>
       </w:pPr>
       <w:r>
         <w:rPr>
@@ -3882,6 +3895,7 @@
         </w:tabs>
         <w:spacing w:before="226" w:line="266" w:lineRule="auto"/>
         <w:ind w:left="133" w:right="589"/>
+        <w:jc w:val="both"/>
       </w:pPr>
       <w:r>
         <w:rPr>
@@ -4257,7 +4271,7 @@
       </w:r>
       <w:r>
         <w:rPr>
-          <w:rFonts w:ascii="Times New Roman" w:hAnsi="Times New Roman"/>
+          <w:rFonts w:ascii="Candara" w:hAnsi="Candara"/>
           <w:color w:val="212121"/>
         </w:rPr>
         <w:tab/>
@@ -4389,6 +4403,7 @@
         <w:pStyle w:val="Corpsdetexte"/>
         <w:spacing w:before="30" w:line="266" w:lineRule="auto"/>
         <w:ind w:left="133"/>
+        <w:jc w:val="both"/>
       </w:pPr>
       <w:r>
         <w:rPr>
@@ -4750,6 +4765,7 @@
       <w:pPr>
         <w:pStyle w:val="Corpsdetexte"/>
         <w:ind w:left="133"/>
+        <w:jc w:val="both"/>
       </w:pPr>
       <w:r>
         <w:rPr>
@@ -5715,7 +5731,7 @@
       </w:r>
       <w:r>
         <w:rPr>
-          <w:rFonts w:ascii="Times New Roman" w:hAnsi="Times New Roman"/>
+          <w:rFonts w:ascii="Candara" w:hAnsi="Candara"/>
           <w:color w:val="212121"/>
         </w:rPr>
         <w:t xml:space="preserve"> </w:t>
@@ -5833,7 +5849,7 @@
       </w:r>
       <w:r>
         <w:rPr>
-          <w:rFonts w:ascii="Times New Roman" w:hAnsi="Times New Roman"/>
+          <w:rFonts w:ascii="Candara" w:hAnsi="Candara"/>
           <w:color w:val="212121"/>
         </w:rPr>
         <w:t xml:space="preserve"> X </w:t>
@@ -7678,6 +7694,7 @@
         <w:pStyle w:val="Corpsdetexte"/>
         <w:spacing w:line="266" w:lineRule="auto"/>
         <w:ind w:left="133"/>
+        <w:jc w:val="both"/>
       </w:pPr>
       <w:r>
         <w:rPr>
@@ -7967,6 +7984,7 @@
         <w:pStyle w:val="Corpsdetexte"/>
         <w:spacing w:before="225" w:line="266" w:lineRule="auto"/>
         <w:ind w:left="133"/>
+        <w:jc w:val="both"/>
       </w:pPr>
       <w:r>
         <w:rPr>
@@ -8258,6 +8276,7 @@
         <w:pStyle w:val="Corpsdetexte"/>
         <w:spacing w:before="225" w:line="266" w:lineRule="auto"/>
         <w:ind w:left="133"/>
+        <w:jc w:val="both"/>
       </w:pPr>
       <w:r>
         <w:rPr>
@@ -8528,6 +8547,7 @@
         <w:pStyle w:val="Corpsdetexte"/>
         <w:spacing w:before="1" w:line="271" w:lineRule="auto"/>
         <w:ind w:left="133"/>
+        <w:jc w:val="both"/>
       </w:pPr>
       <w:r>
         <w:rPr>
@@ -8736,6 +8756,7 @@
         <w:pStyle w:val="Corpsdetexte"/>
         <w:spacing w:before="235" w:line="266" w:lineRule="auto"/>
         <w:ind w:left="133" w:right="92"/>
+        <w:jc w:val="both"/>
       </w:pPr>
       <w:r>
         <w:rPr>
@@ -8925,6 +8946,7 @@
         <w:pStyle w:val="Corpsdetexte"/>
         <w:spacing w:before="242" w:line="266" w:lineRule="auto"/>
         <w:ind w:left="133" w:right="589"/>
+        <w:jc w:val="both"/>
       </w:pPr>
       <w:r>
         <w:rPr>
@@ -9137,6 +9159,7 @@
         <w:pStyle w:val="Corpsdetexte"/>
         <w:spacing w:before="31" w:line="266" w:lineRule="auto"/>
         <w:ind w:left="133"/>
+        <w:jc w:val="both"/>
       </w:pPr>
       <w:r>
         <w:rPr>
@@ -9377,6 +9400,7 @@
         <w:pStyle w:val="Corpsdetexte"/>
         <w:spacing w:line="266" w:lineRule="auto"/>
         <w:ind w:left="133"/>
+        <w:jc w:val="both"/>
       </w:pPr>
       <w:r>
         <w:rPr>
@@ -9917,13 +9941,13 @@
     </w:lvl>
     <w:lvl w:ilvl="2">
       <w:numFmt w:val="bullet"/>
-      <w:lvlText w:val="●"/>
+      <w:lvlText w:val="•"/>
       <w:lvlJc w:val="left"/>
       <w:pPr>
         <w:ind w:left="1454" w:hanging="360"/>
       </w:pPr>
       <w:rPr>
-        <w:rFonts w:ascii="Arial" w:eastAsia="Arial" w:hAnsi="Arial" w:cs="Arial" w:hint="default"/>
+        <w:rFonts w:ascii="Candara" w:eastAsia="Candara" w:hAnsi="Candara" w:cs="Candara" w:hint="default"/>
         <w:b w:val="0"/>
         <w:bCs w:val="0"/>
         <w:i w:val="0"/>
@@ -10014,13 +10038,13 @@
     <w:tmpl w:val="92CC1432"/>
     <w:lvl w:ilvl="0" w:tplc="15862AEE">
       <w:numFmt w:val="bullet"/>
-      <w:lvlText w:val="●"/>
+      <w:lvlText w:val="•"/>
       <w:lvlJc w:val="left"/>
       <w:pPr>
         <w:ind w:left="854" w:hanging="360"/>
       </w:pPr>
       <w:rPr>
-        <w:rFonts w:ascii="Arial" w:eastAsia="Arial" w:hAnsi="Arial" w:cs="Arial" w:hint="default"/>
+        <w:rFonts w:ascii="Candara" w:eastAsia="Candara" w:hAnsi="Candara" w:cs="Candara" w:hint="default"/>
         <w:b w:val="0"/>
         <w:bCs w:val="0"/>
         <w:i w:val="0"/>
